--- a/CÔNG TY TNHH SẢN XUẤT LI XING/Notes.docx
+++ b/CÔNG TY TNHH SẢN XUẤT LI XING/Notes.docx
@@ -544,7 +544,19 @@
         <w:rPr>
           <w:rStyle w:val="citation-167"/>
         </w:rPr>
-        <w:t xml:space="preserve"> SỐ NHÀ 270, ẤP MAI HƯƠNG, Xã Vĩnh Kim, Tỉnh Vĩnh Long, Việt Nam </w:t>
+        <w:t xml:space="preserve"> SỐ NHÀ 270, ẤP MAI HƯƠNG, </w:t>
+      </w:r>
+      <w:r>
+        <w:rPr>
+          <w:rStyle w:val="citation-167"/>
+        </w:rPr>
+        <w:t>Xã Vinh Kim</w:t>
+      </w:r>
+      <w:r>
+        <w:rPr>
+          <w:rStyle w:val="citation-167"/>
+        </w:rPr>
+        <w:t xml:space="preserve">, Tỉnh Vĩnh Long, Việt Nam </w:t>
       </w:r>
     </w:p>
     <w:p>
@@ -767,9 +779,218 @@
       </w:r>
     </w:p>
     <w:p>
+      <w:pPr>
+        <w:pStyle w:val="NormalWeb"/>
+        <w:rPr>
+          <w:rStyle w:val="citation-166"/>
+        </w:rPr>
+      </w:pPr>
+      <w:r>
+        <w:rPr>
+          <w:rStyle w:val="citation-166"/>
+        </w:rPr>
+        <w:t>6</w:t>
+      </w:r>
+      <w:r>
+        <w:rPr>
+          <w:rStyle w:val="citation-166"/>
+        </w:rPr>
+        <w:t xml:space="preserve">. Người đại diện theo pháp luật của công ty </w:t>
+      </w:r>
+      <w:r>
+        <w:rPr>
+          <w:rStyle w:val="citation-166"/>
+        </w:rPr>
+        <w:t>sau thay đổi:</w:t>
+      </w:r>
+    </w:p>
+    <w:p>
+      <w:pPr>
+        <w:pStyle w:val="NormalWeb"/>
+        <w:numPr>
+          <w:ilvl w:val="0"/>
+          <w:numId w:val="5"/>
+        </w:numPr>
+      </w:pPr>
+      <w:r>
+        <w:rPr>
+          <w:rStyle w:val="citation-174"/>
+          <w:b/>
+          <w:bCs/>
+        </w:rPr>
+        <w:t>Họ, chữ đệm và tên:</w:t>
+      </w:r>
+      <w:r>
+        <w:rPr>
+          <w:rStyle w:val="citation-174"/>
+        </w:rPr>
+        <w:t xml:space="preserve"> LÊ THỊ BÍCH TIỀN </w:t>
+      </w:r>
+    </w:p>
+    <w:p>
+      <w:pPr>
+        <w:pStyle w:val="NormalWeb"/>
+        <w:numPr>
+          <w:ilvl w:val="0"/>
+          <w:numId w:val="5"/>
+        </w:numPr>
+      </w:pPr>
+      <w:r>
+        <w:rPr>
+          <w:rStyle w:val="citation-173"/>
+          <w:b/>
+          <w:bCs/>
+        </w:rPr>
+        <w:t>Ngày, tháng, năm sinh:</w:t>
+      </w:r>
+      <w:r>
+        <w:rPr>
+          <w:rStyle w:val="citation-173"/>
+        </w:rPr>
+        <w:t xml:space="preserve"> 14/10/1993 </w:t>
+      </w:r>
+    </w:p>
+    <w:p>
+      <w:pPr>
+        <w:pStyle w:val="NormalWeb"/>
+        <w:numPr>
+          <w:ilvl w:val="0"/>
+          <w:numId w:val="5"/>
+        </w:numPr>
+      </w:pPr>
+      <w:r>
+        <w:rPr>
+          <w:rStyle w:val="citation-172"/>
+          <w:b/>
+          <w:bCs/>
+        </w:rPr>
+        <w:t>Giới tính:</w:t>
+      </w:r>
+      <w:r>
+        <w:rPr>
+          <w:rStyle w:val="citation-172"/>
+        </w:rPr>
+        <w:t xml:space="preserve"> Nữ </w:t>
+      </w:r>
+    </w:p>
+    <w:p>
+      <w:pPr>
+        <w:pStyle w:val="NormalWeb"/>
+        <w:numPr>
+          <w:ilvl w:val="0"/>
+          <w:numId w:val="5"/>
+        </w:numPr>
+      </w:pPr>
+      <w:r>
+        <w:rPr>
+          <w:rStyle w:val="citation-171"/>
+          <w:b/>
+          <w:bCs/>
+        </w:rPr>
+        <w:t>Quốc tịch:</w:t>
+      </w:r>
+      <w:r>
+        <w:rPr>
+          <w:rStyle w:val="citation-171"/>
+        </w:rPr>
+        <w:t xml:space="preserve"> Việt Nam </w:t>
+      </w:r>
+    </w:p>
+    <w:p>
+      <w:pPr>
+        <w:pStyle w:val="NormalWeb"/>
+        <w:numPr>
+          <w:ilvl w:val="0"/>
+          <w:numId w:val="5"/>
+        </w:numPr>
+      </w:pPr>
+      <w:r>
+        <w:rPr>
+          <w:rStyle w:val="citation-170"/>
+          <w:b/>
+          <w:bCs/>
+        </w:rPr>
+        <w:t>Số định danh cá nhân:</w:t>
+      </w:r>
+      <w:r>
+        <w:rPr>
+          <w:rStyle w:val="citation-170"/>
+        </w:rPr>
+        <w:t xml:space="preserve"> 084193008791 </w:t>
+      </w:r>
+    </w:p>
+    <w:p>
+      <w:pPr>
+        <w:pStyle w:val="NormalWeb"/>
+        <w:numPr>
+          <w:ilvl w:val="0"/>
+          <w:numId w:val="5"/>
+        </w:numPr>
+        <w:rPr>
+          <w:rStyle w:val="citation-161"/>
+        </w:rPr>
+      </w:pPr>
+      <w:r>
+        <w:rPr>
+          <w:rStyle w:val="citation-161"/>
+          <w:b/>
+          <w:bCs/>
+        </w:rPr>
+        <w:t>Chức danh:</w:t>
+      </w:r>
+      <w:r>
+        <w:rPr>
+          <w:rStyle w:val="citation-161"/>
+        </w:rPr>
+        <w:t xml:space="preserve"> Giám đốc </w:t>
+      </w:r>
+    </w:p>
+    <w:p>
+      <w:pPr>
+        <w:pStyle w:val="NormalWeb"/>
+        <w:numPr>
+          <w:ilvl w:val="0"/>
+          <w:numId w:val="5"/>
+        </w:numPr>
+        <w:rPr>
+          <w:rStyle w:val="citation-166"/>
+        </w:rPr>
+      </w:pPr>
       <w:bookmarkStart w:id="0" w:name="_GoBack"/>
       <w:bookmarkEnd w:id="0"/>
-    </w:p>
+      <w:r>
+        <w:rPr>
+          <w:rStyle w:val="citation-167"/>
+          <w:b/>
+          <w:bCs/>
+        </w:rPr>
+        <w:t>Địa chỉ liên lạc:</w:t>
+      </w:r>
+      <w:r>
+        <w:rPr>
+          <w:rStyle w:val="citation-167"/>
+        </w:rPr>
+        <w:t xml:space="preserve"> SỐ NHÀ 270, ẤP MAI HƯƠNG, </w:t>
+      </w:r>
+      <w:r>
+        <w:rPr>
+          <w:rStyle w:val="citation-167"/>
+        </w:rPr>
+        <w:t>Xã Vinh Kim</w:t>
+      </w:r>
+      <w:r>
+        <w:rPr>
+          <w:rStyle w:val="citation-167"/>
+        </w:rPr>
+        <w:t>, Tỉnh Vĩnh Long, Việt Nam</w:t>
+      </w:r>
+    </w:p>
+    <w:p>
+      <w:pPr>
+        <w:pStyle w:val="NormalWeb"/>
+      </w:pPr>
+    </w:p>
+    <w:p/>
     <w:sectPr>
       <w:pgSz w:w="12240" w:h="15840"/>
       <w:pgMar w:top="1440" w:right="1440" w:bottom="1440" w:left="1440" w:header="708" w:footer="708" w:gutter="0"/>
